--- a/study/研究生周报/新生入学前须知.docx
+++ b/study/研究生周报/新生入学前须知.docx
@@ -305,141 +305,141 @@
           <w:szCs w:val="28"/>
           <w:lang w:val="en-US" w:eastAsia="zh-CN"/>
         </w:rPr>
-        <w:t>完成机器学习部分，深度学习未完成</w:t>
+        <w:t>完成</w:t>
+      </w:r>
+    </w:p>
+    <w:p>
+      <w:pPr>
+        <w:numPr>
+          <w:ilvl w:val="0"/>
+          <w:numId w:val="0"/>
+        </w:numPr>
+        <w:jc w:val="left"/>
+        <w:rPr>
+          <w:rFonts w:hint="default"/>
+          <w:b/>
+          <w:bCs/>
+          <w:sz w:val="28"/>
+          <w:szCs w:val="28"/>
+          <w:lang w:val="en-US" w:eastAsia="zh-CN"/>
+        </w:rPr>
+      </w:pPr>
+      <w:r>
+        <w:rPr>
+          <w:rFonts w:hint="eastAsia"/>
+          <w:b/>
+          <w:bCs/>
+          <w:sz w:val="28"/>
+          <w:szCs w:val="28"/>
+          <w:lang w:val="en-US" w:eastAsia="zh-CN"/>
+        </w:rPr>
+        <w:t xml:space="preserve">   (不需要仔细看完所有视频，知道什么是机器学习，为什么机器能够学习即可，开学后学校有专门课程)。</w:t>
+      </w:r>
+    </w:p>
+    <w:p>
+      <w:pPr>
+        <w:numPr>
+          <w:ilvl w:val="0"/>
+          <w:numId w:val="3"/>
+        </w:numPr>
+        <w:jc w:val="left"/>
+        <w:rPr>
+          <w:rFonts w:hint="default"/>
+          <w:b/>
+          <w:bCs/>
+          <w:sz w:val="28"/>
+          <w:szCs w:val="28"/>
+          <w:lang w:val="en-US" w:eastAsia="zh-CN"/>
+        </w:rPr>
+      </w:pPr>
+      <w:r>
+        <w:rPr>
+          <w:rFonts w:hint="eastAsia"/>
+          <w:b/>
+          <w:bCs/>
+          <w:sz w:val="28"/>
+          <w:szCs w:val="28"/>
+          <w:lang w:val="en-US" w:eastAsia="zh-CN"/>
+        </w:rPr>
+        <w:t>掌握基础深度学习知识：</w:t>
+      </w:r>
+    </w:p>
+    <w:p>
+      <w:pPr>
+        <w:numPr>
+          <w:ilvl w:val="0"/>
+          <w:numId w:val="4"/>
+        </w:numPr>
+        <w:ind w:left="840" w:leftChars="266" w:hanging="281" w:hangingChars="100"/>
+        <w:jc w:val="left"/>
+        <w:rPr>
+          <w:rFonts w:hint="eastAsia"/>
+          <w:b/>
+          <w:bCs/>
+          <w:sz w:val="28"/>
+          <w:szCs w:val="28"/>
+          <w:lang w:val="en-US" w:eastAsia="zh-CN"/>
+        </w:rPr>
+      </w:pPr>
+      <w:r>
+        <w:rPr>
+          <w:rFonts w:hint="eastAsia"/>
+          <w:b/>
+          <w:bCs/>
+          <w:sz w:val="28"/>
+          <w:szCs w:val="28"/>
+          <w:lang w:val="en-US" w:eastAsia="zh-CN"/>
+        </w:rPr>
+        <w:t>编写经典卷积神经网络模型并进行</w:t>
+      </w:r>
+      <w:r>
+        <w:rPr>
+          <w:rFonts w:hint="eastAsia"/>
+          <w:b/>
+          <w:bCs/>
+          <w:color w:val="FF0000"/>
+          <w:sz w:val="28"/>
+          <w:szCs w:val="28"/>
+          <w:lang w:val="en-US" w:eastAsia="zh-CN"/>
+        </w:rPr>
+        <w:t>训练</w:t>
+      </w:r>
+      <w:r>
+        <w:rPr>
+          <w:rFonts w:hint="eastAsia"/>
+          <w:b/>
+          <w:bCs/>
+          <w:sz w:val="28"/>
+          <w:szCs w:val="28"/>
+          <w:lang w:val="en-US" w:eastAsia="zh-CN"/>
+        </w:rPr>
+        <w:t>和</w:t>
+      </w:r>
+      <w:r>
+        <w:rPr>
+          <w:rFonts w:hint="eastAsia"/>
+          <w:b/>
+          <w:bCs/>
+          <w:color w:val="FF0000"/>
+          <w:sz w:val="28"/>
+          <w:szCs w:val="28"/>
+          <w:lang w:val="en-US" w:eastAsia="zh-CN"/>
+        </w:rPr>
+        <w:t>调优</w:t>
+      </w:r>
+      <w:r>
+        <w:rPr>
+          <w:rFonts w:hint="eastAsia"/>
+          <w:b/>
+          <w:bCs/>
+          <w:sz w:val="28"/>
+          <w:szCs w:val="28"/>
+          <w:lang w:val="en-US" w:eastAsia="zh-CN"/>
+        </w:rPr>
+        <w:t>，具体模型包括：VGG，ResNet，DenseNet；</w:t>
       </w:r>
       <w:bookmarkStart w:id="0" w:name="_GoBack"/>
       <w:bookmarkEnd w:id="0"/>
-    </w:p>
-    <w:p>
-      <w:pPr>
-        <w:numPr>
-          <w:ilvl w:val="0"/>
-          <w:numId w:val="0"/>
-        </w:numPr>
-        <w:jc w:val="left"/>
-        <w:rPr>
-          <w:rFonts w:hint="default"/>
-          <w:b/>
-          <w:bCs/>
-          <w:sz w:val="28"/>
-          <w:szCs w:val="28"/>
-          <w:lang w:val="en-US" w:eastAsia="zh-CN"/>
-        </w:rPr>
-      </w:pPr>
-      <w:r>
-        <w:rPr>
-          <w:rFonts w:hint="eastAsia"/>
-          <w:b/>
-          <w:bCs/>
-          <w:sz w:val="28"/>
-          <w:szCs w:val="28"/>
-          <w:lang w:val="en-US" w:eastAsia="zh-CN"/>
-        </w:rPr>
-        <w:t xml:space="preserve">   (不需要仔细看完所有视频，知道什么是机器学习，为什么机器能够学习即可，开学后学校有专门课程)。</w:t>
-      </w:r>
-    </w:p>
-    <w:p>
-      <w:pPr>
-        <w:numPr>
-          <w:ilvl w:val="0"/>
-          <w:numId w:val="3"/>
-        </w:numPr>
-        <w:jc w:val="left"/>
-        <w:rPr>
-          <w:rFonts w:hint="default"/>
-          <w:b/>
-          <w:bCs/>
-          <w:sz w:val="28"/>
-          <w:szCs w:val="28"/>
-          <w:lang w:val="en-US" w:eastAsia="zh-CN"/>
-        </w:rPr>
-      </w:pPr>
-      <w:r>
-        <w:rPr>
-          <w:rFonts w:hint="eastAsia"/>
-          <w:b/>
-          <w:bCs/>
-          <w:sz w:val="28"/>
-          <w:szCs w:val="28"/>
-          <w:lang w:val="en-US" w:eastAsia="zh-CN"/>
-        </w:rPr>
-        <w:t>掌握基础深度学习知识：</w:t>
-      </w:r>
-    </w:p>
-    <w:p>
-      <w:pPr>
-        <w:numPr>
-          <w:ilvl w:val="0"/>
-          <w:numId w:val="4"/>
-        </w:numPr>
-        <w:ind w:left="840" w:leftChars="266" w:hanging="281" w:hangingChars="100"/>
-        <w:jc w:val="left"/>
-        <w:rPr>
-          <w:rFonts w:hint="eastAsia"/>
-          <w:b/>
-          <w:bCs/>
-          <w:sz w:val="28"/>
-          <w:szCs w:val="28"/>
-          <w:lang w:val="en-US" w:eastAsia="zh-CN"/>
-        </w:rPr>
-      </w:pPr>
-      <w:r>
-        <w:rPr>
-          <w:rFonts w:hint="eastAsia"/>
-          <w:b/>
-          <w:bCs/>
-          <w:sz w:val="28"/>
-          <w:szCs w:val="28"/>
-          <w:lang w:val="en-US" w:eastAsia="zh-CN"/>
-        </w:rPr>
-        <w:t>编写经典卷积神经网络模型并进行</w:t>
-      </w:r>
-      <w:r>
-        <w:rPr>
-          <w:rFonts w:hint="eastAsia"/>
-          <w:b/>
-          <w:bCs/>
-          <w:color w:val="FF0000"/>
-          <w:sz w:val="28"/>
-          <w:szCs w:val="28"/>
-          <w:lang w:val="en-US" w:eastAsia="zh-CN"/>
-        </w:rPr>
-        <w:t>训练</w:t>
-      </w:r>
-      <w:r>
-        <w:rPr>
-          <w:rFonts w:hint="eastAsia"/>
-          <w:b/>
-          <w:bCs/>
-          <w:sz w:val="28"/>
-          <w:szCs w:val="28"/>
-          <w:lang w:val="en-US" w:eastAsia="zh-CN"/>
-        </w:rPr>
-        <w:t>和</w:t>
-      </w:r>
-      <w:r>
-        <w:rPr>
-          <w:rFonts w:hint="eastAsia"/>
-          <w:b/>
-          <w:bCs/>
-          <w:color w:val="FF0000"/>
-          <w:sz w:val="28"/>
-          <w:szCs w:val="28"/>
-          <w:lang w:val="en-US" w:eastAsia="zh-CN"/>
-        </w:rPr>
-        <w:t>调优</w:t>
-      </w:r>
-      <w:r>
-        <w:rPr>
-          <w:rFonts w:hint="eastAsia"/>
-          <w:b/>
-          <w:bCs/>
-          <w:sz w:val="28"/>
-          <w:szCs w:val="28"/>
-          <w:lang w:val="en-US" w:eastAsia="zh-CN"/>
-        </w:rPr>
-        <w:t>，具体模型包括：VGG，ResNet，DenseNet；</w:t>
-      </w:r>
     </w:p>
     <w:p>
       <w:pPr>
